--- a/Rapport_Hicham_Ouaouche.docx
+++ b/Rapport_Hicham_Ouaouche.docx
@@ -10,7 +10,7 @@
           <w:sz w:val="32"/>
         </w:rPr>
         <w:drawing>
-          <wp:anchor distT="0" distB="0" distL="114300" distR="114300" simplePos="0" relativeHeight="251659264" behindDoc="0" locked="0" layoutInCell="1" allowOverlap="1" wp14:anchorId="38D9B2F8" wp14:editId="12B3AB8A">
+          <wp:anchor distT="0" distB="0" distL="114300" distR="114300" simplePos="0" relativeHeight="251657216" behindDoc="0" locked="0" layoutInCell="1" allowOverlap="1" wp14:anchorId="38D9B2F8" wp14:editId="12B3AB8A">
             <wp:simplePos x="0" y="0"/>
             <wp:positionH relativeFrom="column">
               <wp:posOffset>-520538</wp:posOffset>
@@ -66,7 +66,7 @@
         <mc:AlternateContent>
           <mc:Choice Requires="wpg">
             <w:drawing>
-              <wp:anchor distT="0" distB="0" distL="114300" distR="114300" simplePos="0" relativeHeight="251660288" behindDoc="1" locked="0" layoutInCell="1" allowOverlap="1" wp14:anchorId="11C87FA3" wp14:editId="53D55406">
+              <wp:anchor distT="0" distB="0" distL="114300" distR="114300" simplePos="0" relativeHeight="251659264" behindDoc="1" locked="0" layoutInCell="1" allowOverlap="1" wp14:anchorId="11C87FA3" wp14:editId="53D55406">
                 <wp:simplePos x="0" y="0"/>
                 <wp:positionH relativeFrom="page">
                   <wp:posOffset>175518</wp:posOffset>
@@ -3463,7 +3463,7 @@
           </mc:Choice>
           <mc:Fallback>
             <w:pict>
-              <v:group w14:anchorId="11C87FA3" id="Group 26" o:spid="_x0000_s1026" style="position:absolute;margin-left:13.8pt;margin-top:17.35pt;width:172.8pt;height:718.55pt;z-index:-251656192;mso-width-percent:330;mso-height-percent:950;mso-position-horizontal-relative:page;mso-position-vertical-relative:page;mso-width-percent:330;mso-height-percent:950" coordsize="21945,91257" o:gfxdata="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">
+              <v:group w14:anchorId="11C87FA3" id="Group 26" o:spid="_x0000_s1026" style="position:absolute;margin-left:13.8pt;margin-top:17.35pt;width:172.8pt;height:718.55pt;z-index:-251657216;mso-width-percent:330;mso-height-percent:950;mso-position-horizontal-relative:page;mso-position-vertical-relative:page;mso-width-percent:330;mso-height-percent:950" coordsize="21945,91257" o:gfxdata="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">
                 <v:rect id="Rectangle 866445771" o:spid="_x0000_s1027" style="position:absolute;width:1945;height:91257;visibility:visible;mso-wrap-style:square;v-text-anchor:middle" o:gfxdata="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" fillcolor="#1f497d [3215]" stroked="f" strokeweight="2pt"/>
                 <v:shapetype id="_x0000_t15" coordsize="21600,21600" o:spt="15" adj="16200" path="m@0,l,,,21600@0,21600,21600,10800xe">
                   <v:stroke joinstyle="miter"/>
@@ -3777,13 +3777,15 @@
         <w:rPr>
           <w:b/>
           <w:bCs/>
+          <w:color w:val="1F497D" w:themeColor="text2"/>
+          <w:sz w:val="40"/>
+          <w:szCs w:val="40"/>
         </w:rPr>
       </w:pPr>
       <w:r>
         <w:br/>
       </w:r>
       <w:proofErr w:type="spellStart"/>
-      <w:proofErr w:type="gramStart"/>
       <w:r>
         <w:rPr>
           <w:b/>
@@ -3803,18 +3805,7 @@
           <w:sz w:val="40"/>
           <w:szCs w:val="40"/>
         </w:rPr>
-        <w:t xml:space="preserve"> :</w:t>
-      </w:r>
-      <w:proofErr w:type="gramEnd"/>
-      <w:r>
-        <w:rPr>
-          <w:b/>
-          <w:bCs/>
-          <w:color w:val="1F497D" w:themeColor="text2"/>
-          <w:sz w:val="40"/>
-          <w:szCs w:val="40"/>
-        </w:rPr>
-        <w:t xml:space="preserve"> Informatique / IA    </w:t>
+        <w:t xml:space="preserve"> : Informatique / IA </w:t>
       </w:r>
       <w:r>
         <w:rPr>
@@ -5905,16 +5896,8 @@
         <w:rPr>
           <w:sz w:val="20"/>
         </w:rPr>
-        <w:t xml:space="preserve">Dans de nombreux systèmes autonomes — robotique, logistique, navigation urbaine, jeux vidéo — un agent doit atteindre une cible en minimisant un coût, dans un environnement où les transitions peuvent être incertaines. Ce mini-projet propose une solution hybride articulée autour de deux </w:t>
-      </w:r>
-      <w:proofErr w:type="gramStart"/>
-      <w:r>
-        <w:rPr>
-          <w:sz w:val="20"/>
-        </w:rPr>
-        <w:t>piliers :</w:t>
-      </w:r>
-      <w:proofErr w:type="gramEnd"/>
+        <w:t>Dans de nombreux systèmes autonomes — robotique, logistique, navigation urbaine, jeux vidéo — un agent doit atteindre une cible en minimisant un coût, dans un environnement où les transitions peuvent être incertaines. Ce mini-projet propose une solution hybride articulée autour de deux piliers :</w:t>
+      </w:r>
     </w:p>
     <w:p>
       <w:pPr>
@@ -5926,21 +5909,7 @@
         <w:rPr>
           <w:sz w:val="20"/>
         </w:rPr>
-        <w:t>Recherche heuristique (Best-First → A*</w:t>
-      </w:r>
-      <w:proofErr w:type="gramStart"/>
-      <w:r>
-        <w:rPr>
-          <w:sz w:val="20"/>
-        </w:rPr>
-        <w:t>) :</w:t>
-      </w:r>
-      <w:proofErr w:type="gramEnd"/>
-      <w:r>
-        <w:rPr>
-          <w:sz w:val="20"/>
-        </w:rPr>
-        <w:t xml:space="preserve"> planifier un chemin sur un espace d'états/graphe en minimisant un coût cumulé via f(n) = g(n) + h(n), avec structures OPEN/CLOSED.</w:t>
+        <w:t>Recherche heuristique (Best-First → A*) : planifier un chemin sur un espace d'états/graphe en minimisant un coût cumulé via f(n) = g(n) + h(n), avec structures OPEN/CLOSED.</w:t>
       </w:r>
     </w:p>
     <w:p>
@@ -5953,35 +5922,7 @@
         <w:rPr>
           <w:sz w:val="20"/>
         </w:rPr>
-        <w:t xml:space="preserve">Chaînes de Markov à temps </w:t>
-      </w:r>
-      <w:proofErr w:type="gramStart"/>
-      <w:r>
-        <w:rPr>
-          <w:sz w:val="20"/>
-        </w:rPr>
-        <w:t>discret :</w:t>
-      </w:r>
-      <w:proofErr w:type="gramEnd"/>
-      <w:r>
-        <w:rPr>
-          <w:sz w:val="20"/>
-        </w:rPr>
-        <w:t xml:space="preserve"> modéliser l'incertitude (glissement, erreur d'action, météo, congestion) via une matrice de transition P, l'évolution π(n) = </w:t>
-      </w:r>
-      <w:proofErr w:type="gramStart"/>
-      <w:r>
-        <w:rPr>
-          <w:sz w:val="20"/>
-        </w:rPr>
-        <w:t>π(0)·</w:t>
-      </w:r>
-      <w:proofErr w:type="gramEnd"/>
-      <w:r>
-        <w:rPr>
-          <w:sz w:val="20"/>
-        </w:rPr>
-        <w:t>Pⁿ, la classification (classes, absorption) et la simulation.</w:t>
+        <w:t>Chaînes de Markov à temps discret : modéliser l'incertitude (glissement, erreur d'action, météo, congestion) via une matrice de transition P, l'évolution π(n) = π(0)·Pⁿ, la classification (classes, absorption) et la simulation.</w:t>
       </w:r>
     </w:p>
     <w:p>
@@ -5993,30 +5934,8 @@
         <w:rPr>
           <w:sz w:val="20"/>
         </w:rPr>
-        <w:t xml:space="preserve">La question centrale </w:t>
-      </w:r>
-      <w:proofErr w:type="gramStart"/>
-      <w:r>
-        <w:rPr>
-          <w:sz w:val="20"/>
-        </w:rPr>
-        <w:t>est :</w:t>
-      </w:r>
-      <w:proofErr w:type="gramEnd"/>
-      <w:r>
-        <w:rPr>
-          <w:sz w:val="20"/>
-        </w:rPr>
-        <w:t xml:space="preserve"> comment planifier un chemin peu coûteux (A*) tout en tenant compte d'une dynamique stochastique (Markov) et en évaluant la robustesse du plan par simulation et mesures </w:t>
-      </w:r>
-      <w:proofErr w:type="gramStart"/>
-      <w:r>
-        <w:rPr>
-          <w:sz w:val="20"/>
-        </w:rPr>
-        <w:t>probabilistes ?</w:t>
-      </w:r>
-      <w:proofErr w:type="gramEnd"/>
+        <w:t>La question centrale est : comment planifier un chemin peu coûteux (A*) tout en tenant compte d'une dynamique stochastique (Markov) et en évaluant la robustesse du plan par simulation et mesures probabilistes ?</w:t>
+      </w:r>
     </w:p>
     <w:p>
       <w:pPr>
@@ -6049,16 +5968,8 @@
         <w:rPr>
           <w:sz w:val="20"/>
         </w:rPr>
-        <w:t xml:space="preserve">La grille 2D est représentée par un graphe pondéré G = (S, E) où S est l'ensemble des cellules libres et E les transitions possibles (4-connexité). À chaque état n ∈ S sont </w:t>
-      </w:r>
-      <w:proofErr w:type="gramStart"/>
-      <w:r>
-        <w:rPr>
-          <w:sz w:val="20"/>
-        </w:rPr>
-        <w:t>associés :</w:t>
-      </w:r>
-      <w:proofErr w:type="gramEnd"/>
+        <w:t>La grille 2D est représentée par un graphe pondéré G = (S, E) où S est l'ensemble des cellules libres et E les transitions possibles (4-connexité). À chaque état n ∈ S sont associés :</w:t>
+      </w:r>
     </w:p>
     <w:p>
       <w:pPr>
@@ -6123,21 +6034,12 @@
       <w:pPr>
         <w:jc w:val="both"/>
       </w:pPr>
-      <w:proofErr w:type="gramStart"/>
       <w:r>
         <w:rPr>
           <w:b/>
           <w:sz w:val="24"/>
         </w:rPr>
-        <w:t>h(</w:t>
-      </w:r>
-      <w:proofErr w:type="gramEnd"/>
-      <w:r>
-        <w:rPr>
-          <w:b/>
-          <w:sz w:val="24"/>
-        </w:rPr>
-        <w:t>(x, y)) = |x − x_g| + |y − y_g|</w:t>
+        <w:t>h((x, y)) = |x − x_g| + |y − y_g|</w:t>
       </w:r>
     </w:p>
     <w:p>
@@ -6149,21 +6051,7 @@
         <w:rPr>
           <w:sz w:val="20"/>
         </w:rPr>
-        <w:t>Elle est admissible (h(n) ≤ h*(n)), donc A* est optimal. Elle est cohérente (h(n) ≤ c(</w:t>
-      </w:r>
-      <w:proofErr w:type="gramStart"/>
-      <w:r>
-        <w:rPr>
-          <w:sz w:val="20"/>
-        </w:rPr>
-        <w:t>n,n</w:t>
-      </w:r>
-      <w:proofErr w:type="gramEnd"/>
-      <w:r>
-        <w:rPr>
-          <w:sz w:val="20"/>
-        </w:rPr>
-        <w:t>') + h(n')), donc aucun nœud n'est réexpansé lorsqu'un CLOSED set est utilisé.</w:t>
+        <w:t>Elle est admissible (h(n) ≤ h*(n)), donc A* est optimal. Elle est cohérente (h(n) ≤ c(n,n') + h(n')), donc aucun nœud n'est réexpansé lorsqu'un CLOSED set est utilisé.</w:t>
       </w:r>
     </w:p>
     <w:p>
@@ -6186,68 +6074,8 @@
         <w:rPr>
           <w:sz w:val="20"/>
         </w:rPr>
-        <w:t xml:space="preserve">La dynamique réelle de l'agent est modélisée par une chaîne de Markov à temps discret {Xₙ}ₙ≥₀ sur </w:t>
-      </w:r>
-      <w:proofErr w:type="gramStart"/>
-      <w:r>
-        <w:rPr>
-          <w:sz w:val="20"/>
-        </w:rPr>
-        <w:t>S :</w:t>
-      </w:r>
-      <w:proofErr w:type="gramEnd"/>
-      <w:r>
-        <w:rPr>
-          <w:sz w:val="20"/>
-        </w:rPr>
-        <w:t xml:space="preserve"> </w:t>
-      </w:r>
-      <w:proofErr w:type="gramStart"/>
-      <w:r>
-        <w:rPr>
-          <w:sz w:val="20"/>
-        </w:rPr>
-        <w:t>P(</w:t>
-      </w:r>
-      <w:proofErr w:type="gramEnd"/>
-      <w:r>
-        <w:rPr>
-          <w:sz w:val="20"/>
-        </w:rPr>
-        <w:t>Xₙ₊₁ = j | Xₙ = i) = p</w:t>
-      </w:r>
-      <w:r>
-        <w:rPr>
-          <w:sz w:val="20"/>
-        </w:rPr>
-        <w:t>ᵢⱼ</w:t>
-      </w:r>
-      <w:r>
-        <w:rPr>
-          <w:sz w:val="20"/>
-        </w:rPr>
-        <w:t>, avec P = (p</w:t>
-      </w:r>
-      <w:r>
-        <w:rPr>
-          <w:sz w:val="20"/>
-        </w:rPr>
-        <w:t>ᵢⱼ</w:t>
-      </w:r>
-      <w:r>
-        <w:rPr>
-          <w:sz w:val="20"/>
-        </w:rPr>
-        <w:t xml:space="preserve">) stochastique par lignes. Le paramètre ε quantifie </w:t>
-      </w:r>
-      <w:proofErr w:type="gramStart"/>
-      <w:r>
-        <w:rPr>
-          <w:sz w:val="20"/>
-        </w:rPr>
-        <w:t>l'incertitude :</w:t>
-      </w:r>
-      <w:proofErr w:type="gramEnd"/>
+        <w:t>La dynamique réelle de l'agent est modélisée par une chaîne de Markov à temps discret {Xₙ}ₙ≥₀ sur S : P(Xₙ₊₁ = j | Xₙ = i) = pᵢⱼ, avec P = (pᵢⱼ) stochastique par lignes. Le paramètre ε quantifie l'incertitude :</w:t>
+      </w:r>
     </w:p>
     <w:p>
       <w:pPr>
@@ -6259,21 +6087,7 @@
         <w:rPr>
           <w:sz w:val="20"/>
         </w:rPr>
-        <w:t>Action voulue vers n</w:t>
-      </w:r>
-      <w:proofErr w:type="gramStart"/>
-      <w:r>
-        <w:rPr>
-          <w:sz w:val="20"/>
-        </w:rPr>
-        <w:t>' :</w:t>
-      </w:r>
-      <w:proofErr w:type="gramEnd"/>
-      <w:r>
-        <w:rPr>
-          <w:sz w:val="20"/>
-        </w:rPr>
-        <w:t xml:space="preserve"> probabilité 1 − ε.</w:t>
+        <w:t>Action voulue vers n' : probabilité 1 − ε.</w:t>
       </w:r>
     </w:p>
     <w:p>
@@ -6435,15 +6249,7 @@
                 <w:sz w:val="18"/>
                 <w:lang w:val="it-IT"/>
               </w:rPr>
-              <w:t>⁾</w:t>
-            </w:r>
-            <w:r>
-              <w:rPr>
-                <w:rFonts w:ascii="Courier New" w:hAnsi="Courier New"/>
-                <w:sz w:val="18"/>
-                <w:lang w:val="it-IT"/>
-              </w:rPr>
-              <w:t xml:space="preserve"> = P</w:t>
+              <w:t>⁾ = P</w:t>
             </w:r>
             <w:r>
               <w:rPr>
@@ -6482,15 +6288,7 @@
                 <w:sz w:val="18"/>
                 <w:lang w:val="it-IT"/>
               </w:rPr>
-              <w:t>⁽⁰⁾</w:t>
-            </w:r>
-            <w:r>
-              <w:rPr>
-                <w:rFonts w:ascii="Courier New" w:hAnsi="Courier New"/>
-                <w:sz w:val="18"/>
-                <w:lang w:val="it-IT"/>
-              </w:rPr>
-              <w:t xml:space="preserve"> sur m étapes :</w:t>
+              <w:t>⁽⁰⁾ sur m étapes :</w:t>
             </w:r>
             <w:r>
               <w:rPr>
@@ -6529,38 +6327,22 @@
                 <w:sz w:val="18"/>
                 <w:lang w:val="it-IT"/>
               </w:rPr>
-              <w:t>⁾</w:t>
+              <w:t xml:space="preserve">⁾ = </w:t>
             </w:r>
             <w:r>
               <w:rPr>
                 <w:rFonts w:ascii="Courier New" w:hAnsi="Courier New"/>
                 <w:sz w:val="18"/>
+              </w:rPr>
+              <w:t>π</w:t>
+            </w:r>
+            <w:r>
+              <w:rPr>
+                <w:rFonts w:ascii="Courier New" w:hAnsi="Courier New"/>
+                <w:sz w:val="18"/>
                 <w:lang w:val="it-IT"/>
               </w:rPr>
-              <w:t xml:space="preserve"> = </w:t>
-            </w:r>
-            <w:r>
-              <w:rPr>
-                <w:rFonts w:ascii="Courier New" w:hAnsi="Courier New"/>
-                <w:sz w:val="18"/>
-              </w:rPr>
-              <w:t>π</w:t>
-            </w:r>
-            <w:r>
-              <w:rPr>
-                <w:rFonts w:ascii="Courier New" w:hAnsi="Courier New"/>
-                <w:sz w:val="18"/>
-                <w:lang w:val="it-IT"/>
-              </w:rPr>
-              <w:t>⁽⁰⁾</w:t>
-            </w:r>
-            <w:r>
-              <w:rPr>
-                <w:rFonts w:ascii="Courier New" w:hAnsi="Courier New"/>
-                <w:sz w:val="18"/>
-                <w:lang w:val="it-IT"/>
-              </w:rPr>
-              <w:t xml:space="preserve"> · P</w:t>
+              <w:t>⁽⁰⁾ · P</w:t>
             </w:r>
             <w:r>
               <w:rPr>
@@ -6608,38 +6390,22 @@
                 <w:sz w:val="18"/>
                 <w:lang w:val="it-IT"/>
               </w:rPr>
-              <w:t>⁺ⁿ⁾</w:t>
+              <w:t>⁺ⁿ⁾ = P⁽</w:t>
             </w:r>
             <w:r>
               <w:rPr>
                 <w:rFonts w:ascii="Courier New" w:hAnsi="Courier New"/>
                 <w:sz w:val="18"/>
+              </w:rPr>
+              <w:t>ᵐ</w:t>
+            </w:r>
+            <w:r>
+              <w:rPr>
+                <w:rFonts w:ascii="Courier New" w:hAnsi="Courier New"/>
+                <w:sz w:val="18"/>
                 <w:lang w:val="it-IT"/>
               </w:rPr>
-              <w:t xml:space="preserve"> = P⁽</w:t>
-            </w:r>
-            <w:r>
-              <w:rPr>
-                <w:rFonts w:ascii="Courier New" w:hAnsi="Courier New"/>
-                <w:sz w:val="18"/>
-              </w:rPr>
-              <w:t>ᵐ</w:t>
-            </w:r>
-            <w:r>
-              <w:rPr>
-                <w:rFonts w:ascii="Courier New" w:hAnsi="Courier New"/>
-                <w:sz w:val="18"/>
-                <w:lang w:val="it-IT"/>
-              </w:rPr>
-              <w:t>⁾</w:t>
-            </w:r>
-            <w:r>
-              <w:rPr>
-                <w:rFonts w:ascii="Courier New" w:hAnsi="Courier New"/>
-                <w:sz w:val="18"/>
-                <w:lang w:val="it-IT"/>
-              </w:rPr>
-              <w:t xml:space="preserve"> · P⁽ⁿ⁾   (semi-groupe de Markov)</w:t>
+              <w:t>⁾ · P⁽ⁿ⁾   (semi-groupe de Markov)</w:t>
             </w:r>
           </w:p>
         </w:tc>
@@ -6681,16 +6447,8 @@
         <w:rPr>
           <w:sz w:val="20"/>
         </w:rPr>
-        <w:t xml:space="preserve">On ajoute deux états absorbants à l'espace </w:t>
-      </w:r>
-      <w:proofErr w:type="gramStart"/>
-      <w:r>
-        <w:rPr>
-          <w:sz w:val="20"/>
-        </w:rPr>
-        <w:t>d'états :</w:t>
-      </w:r>
-      <w:proofErr w:type="gramEnd"/>
+        <w:t>On ajoute deux états absorbants à l'espace d'états :</w:t>
+      </w:r>
     </w:p>
     <w:p>
       <w:pPr>
@@ -6698,47 +6456,11 @@
         <w:spacing w:after="40"/>
         <w:jc w:val="both"/>
       </w:pPr>
-      <w:proofErr w:type="gramStart"/>
       <w:r>
         <w:rPr>
           <w:sz w:val="20"/>
         </w:rPr>
-        <w:t>GOAL :</w:t>
-      </w:r>
-      <w:proofErr w:type="gramEnd"/>
-      <w:r>
-        <w:rPr>
-          <w:sz w:val="20"/>
-        </w:rPr>
-        <w:t xml:space="preserve"> p_</w:t>
-      </w:r>
-      <w:proofErr w:type="gramStart"/>
-      <w:r>
-        <w:rPr>
-          <w:sz w:val="20"/>
-        </w:rPr>
-        <w:t>GOAL,GOAL</w:t>
-      </w:r>
-      <w:proofErr w:type="gramEnd"/>
-      <w:r>
-        <w:rPr>
-          <w:sz w:val="20"/>
-        </w:rPr>
-        <w:t xml:space="preserve"> = </w:t>
-      </w:r>
-      <w:proofErr w:type="gramStart"/>
-      <w:r>
-        <w:rPr>
-          <w:sz w:val="20"/>
-        </w:rPr>
-        <w:t>1  (</w:t>
-      </w:r>
-      <w:proofErr w:type="gramEnd"/>
-      <w:r>
-        <w:rPr>
-          <w:sz w:val="20"/>
-        </w:rPr>
-        <w:t>cible atteinte, état puits).</w:t>
+        <w:t>GOAL : p_GOAL,GOAL = 1  (cible atteinte, état puits).</w:t>
       </w:r>
     </w:p>
     <w:p>
@@ -6747,47 +6469,11 @@
         <w:spacing w:after="40"/>
         <w:jc w:val="both"/>
       </w:pPr>
-      <w:proofErr w:type="gramStart"/>
       <w:r>
         <w:rPr>
           <w:sz w:val="20"/>
         </w:rPr>
-        <w:t>FAIL :</w:t>
-      </w:r>
-      <w:proofErr w:type="gramEnd"/>
-      <w:r>
-        <w:rPr>
-          <w:sz w:val="20"/>
-        </w:rPr>
-        <w:t xml:space="preserve"> p_</w:t>
-      </w:r>
-      <w:proofErr w:type="gramStart"/>
-      <w:r>
-        <w:rPr>
-          <w:sz w:val="20"/>
-        </w:rPr>
-        <w:t>FAIL,FAIL</w:t>
-      </w:r>
-      <w:proofErr w:type="gramEnd"/>
-      <w:r>
-        <w:rPr>
-          <w:sz w:val="20"/>
-        </w:rPr>
-        <w:t xml:space="preserve"> = </w:t>
-      </w:r>
-      <w:proofErr w:type="gramStart"/>
-      <w:r>
-        <w:rPr>
-          <w:sz w:val="20"/>
-        </w:rPr>
-        <w:t>1  (</w:t>
-      </w:r>
-      <w:proofErr w:type="gramEnd"/>
-      <w:r>
-        <w:rPr>
-          <w:sz w:val="20"/>
-        </w:rPr>
-        <w:t>collision irréversible, zone dangereuse).</w:t>
+        <w:t>FAIL : p_FAIL,FAIL = 1  (collision irréversible, zone dangereuse).</w:t>
       </w:r>
     </w:p>
     <w:p>
@@ -6827,7 +6513,6 @@
         <w:t xml:space="preserve"> </w:t>
       </w:r>
       <w:proofErr w:type="spellStart"/>
-      <w:proofErr w:type="gramStart"/>
       <w:r>
         <w:rPr>
           <w:sz w:val="20"/>
@@ -6839,28 +6524,7 @@
         <w:rPr>
           <w:sz w:val="20"/>
         </w:rPr>
-        <w:t xml:space="preserve"> :</w:t>
-      </w:r>
-      <w:proofErr w:type="gramEnd"/>
-      <w:r>
-        <w:rPr>
-          <w:sz w:val="20"/>
-        </w:rPr>
-        <w:t xml:space="preserve"> B = N · R</w:t>
-      </w:r>
-      <w:proofErr w:type="gramStart"/>
-      <w:r>
-        <w:rPr>
-          <w:sz w:val="20"/>
-        </w:rPr>
-        <w:t xml:space="preserve">   (colonnes :</w:t>
-      </w:r>
-      <w:proofErr w:type="gramEnd"/>
-      <w:r>
-        <w:rPr>
-          <w:sz w:val="20"/>
-        </w:rPr>
-        <w:t xml:space="preserve"> vers GOAL, vers FAIL).</w:t>
+        <w:t xml:space="preserve"> : B = N · R   (colonnes : vers GOAL, vers FAIL).</w:t>
       </w:r>
     </w:p>
     <w:p>
@@ -6873,21 +6537,7 @@
         <w:rPr>
           <w:sz w:val="20"/>
         </w:rPr>
-        <w:t xml:space="preserve">Temps moyen avant </w:t>
-      </w:r>
-      <w:proofErr w:type="gramStart"/>
-      <w:r>
-        <w:rPr>
-          <w:sz w:val="20"/>
-        </w:rPr>
-        <w:t>absorption :</w:t>
-      </w:r>
-      <w:proofErr w:type="gramEnd"/>
-      <w:r>
-        <w:rPr>
-          <w:sz w:val="20"/>
-        </w:rPr>
-        <w:t xml:space="preserve"> t = N · 1.</w:t>
+        <w:t>Temps moyen avant absorption : t = N · 1.</w:t>
       </w:r>
     </w:p>
     <w:p>
@@ -6944,21 +6594,7 @@
         <w:rPr>
           <w:sz w:val="20"/>
         </w:rPr>
-        <w:t xml:space="preserve">Greedy utilise f(n) = h(n) uniquement (le poids de g est ignoré). Il progresse rapidement vers le but apparent mais n'est pas </w:t>
-      </w:r>
-      <w:proofErr w:type="gramStart"/>
-      <w:r>
-        <w:rPr>
-          <w:sz w:val="20"/>
-        </w:rPr>
-        <w:t>optimal :</w:t>
-      </w:r>
-      <w:proofErr w:type="gramEnd"/>
-      <w:r>
-        <w:rPr>
-          <w:sz w:val="20"/>
-        </w:rPr>
-        <w:t xml:space="preserve"> il peut produire des chemins plus longs ou échouer si l'heuristique est trompeuse (labyrinthe).</w:t>
+        <w:t>Greedy utilise f(n) = h(n) uniquement (le poids de g est ignoré). Il progresse rapidement vers le but apparent mais n'est pas optimal : il peut produire des chemins plus longs ou échouer si l'heuristique est trompeuse (labyrinthe).</w:t>
       </w:r>
     </w:p>
     <w:p>
@@ -6981,21 +6617,7 @@
         <w:rPr>
           <w:sz w:val="20"/>
         </w:rPr>
-        <w:t xml:space="preserve">A* combine les </w:t>
-      </w:r>
-      <w:proofErr w:type="gramStart"/>
-      <w:r>
-        <w:rPr>
-          <w:sz w:val="20"/>
-        </w:rPr>
-        <w:t>deux :</w:t>
-      </w:r>
-      <w:proofErr w:type="gramEnd"/>
-      <w:r>
-        <w:rPr>
-          <w:sz w:val="20"/>
-        </w:rPr>
-        <w:t xml:space="preserve"> f(n) = g(n) + h(n). Avec une heuristique admissible, il est optimal. Avec une heuristique cohérente, il évite les réexpansions. A* est le compromis idéal entre UCS (exhaustif, optimal) et Greedy (rapide, non optimal). La complexité est O(b^d) dans le pire cas, mais une bonne heuristique réduit drastiquement le nombre de nœuds développés.</w:t>
+        <w:t>A* combine les deux : f(n) = g(n) + h(n). Avec une heuristique admissible, il est optimal. Avec une heuristique cohérente, il évite les réexpansions. A* est le compromis idéal entre UCS (exhaustif, optimal) et Greedy (rapide, non optimal). La complexité est O(b^d) dans le pire cas, mais une bonne heuristique réduit drastiquement le nombre de nœuds développés.</w:t>
       </w:r>
     </w:p>
     <w:p>
@@ -7018,35 +6640,7 @@
         <w:rPr>
           <w:sz w:val="20"/>
         </w:rPr>
-        <w:t xml:space="preserve">Weighted A* utilise f(n) = g(n) + w·h(n) avec w &gt; 1. Cela accélère la recherche (moins de nœuds) au prix d'une sous-optimalité </w:t>
-      </w:r>
-      <w:proofErr w:type="gramStart"/>
-      <w:r>
-        <w:rPr>
-          <w:sz w:val="20"/>
-        </w:rPr>
-        <w:t>bornée :</w:t>
-      </w:r>
-      <w:proofErr w:type="gramEnd"/>
-      <w:r>
-        <w:rPr>
-          <w:sz w:val="20"/>
-        </w:rPr>
-        <w:t xml:space="preserve"> coût_trouvé ≤ w × coût_optimal. </w:t>
-      </w:r>
-      <w:proofErr w:type="gramStart"/>
-      <w:r>
-        <w:rPr>
-          <w:sz w:val="20"/>
-        </w:rPr>
-        <w:t>Plus</w:t>
-      </w:r>
-      <w:proofErr w:type="gramEnd"/>
-      <w:r>
-        <w:rPr>
-          <w:sz w:val="20"/>
-        </w:rPr>
-        <w:t xml:space="preserve"> w est grand, plus l'algorithme est rapide mais éloigné de l'optimal. C'est utile en temps réel.</w:t>
+        <w:t>Weighted A* utilise f(n) = g(n) + w·h(n) avec w &gt; 1. Cela accélère la recherche (moins de nœuds) au prix d'une sous-optimalité bornée : coût_trouvé ≤ w × coût_optimal. Plus w est grand, plus l'algorithme est rapide mais éloigné de l'optimal. C'est utile en temps réel.</w:t>
       </w:r>
     </w:p>
     <w:p>
@@ -7064,15 +6658,7 @@
       </w:r>
       <w:proofErr w:type="spellEnd"/>
       <w:r>
-        <w:t xml:space="preserve"> </w:t>
-      </w:r>
-      <w:proofErr w:type="gramStart"/>
-      <w:r>
-        <w:t>Markov :</w:t>
-      </w:r>
-      <w:proofErr w:type="gramEnd"/>
-      <w:r>
-        <w:t xml:space="preserve"> construction et </w:t>
+        <w:t xml:space="preserve"> Markov : construction et </w:t>
       </w:r>
       <w:proofErr w:type="spellStart"/>
       <w:r>
@@ -7193,21 +6779,7 @@
         <w:rPr>
           <w:sz w:val="20"/>
         </w:rPr>
-        <w:t xml:space="preserve"> </w:t>
-      </w:r>
-      <w:proofErr w:type="gramStart"/>
-      <w:r>
-        <w:rPr>
-          <w:sz w:val="20"/>
-        </w:rPr>
-        <w:t>π :</w:t>
-      </w:r>
-      <w:proofErr w:type="gramEnd"/>
-      <w:r>
-        <w:rPr>
-          <w:sz w:val="20"/>
-        </w:rPr>
-        <w:t xml:space="preserve"> S → A qui </w:t>
+        <w:t xml:space="preserve"> π : S → A qui </w:t>
       </w:r>
       <w:proofErr w:type="spellStart"/>
       <w:r>
@@ -7342,54 +6914,8 @@
         <w:rPr>
           <w:sz w:val="20"/>
         </w:rPr>
-        <w:t>La matrice de transition P = (p</w:t>
-      </w:r>
-      <w:r>
-        <w:rPr>
-          <w:sz w:val="20"/>
-        </w:rPr>
-        <w:t>ᵢⱼ</w:t>
-      </w:r>
-      <w:r>
-        <w:rPr>
-          <w:sz w:val="20"/>
-        </w:rPr>
-        <w:t xml:space="preserve">) est stochastique par </w:t>
-      </w:r>
-      <w:proofErr w:type="gramStart"/>
-      <w:r>
-        <w:rPr>
-          <w:sz w:val="20"/>
-        </w:rPr>
-        <w:t>lignes :</w:t>
-      </w:r>
-      <w:proofErr w:type="gramEnd"/>
-      <w:r>
-        <w:rPr>
-          <w:sz w:val="20"/>
-        </w:rPr>
-        <w:t xml:space="preserve"> chaque ligne i représente un état courant, chaque colonne j un état suivant, et ∑ⱼ p</w:t>
-      </w:r>
-      <w:r>
-        <w:rPr>
-          <w:sz w:val="20"/>
-        </w:rPr>
-        <w:t>ᵢⱼ</w:t>
-      </w:r>
-      <w:r>
-        <w:rPr>
-          <w:sz w:val="20"/>
-        </w:rPr>
-        <w:t xml:space="preserve"> = 1 pour tout i. Elle est construite selon l'algorithme </w:t>
-      </w:r>
-      <w:proofErr w:type="gramStart"/>
-      <w:r>
-        <w:rPr>
-          <w:sz w:val="20"/>
-        </w:rPr>
-        <w:t>suivant :</w:t>
-      </w:r>
-      <w:proofErr w:type="gramEnd"/>
+        <w:t>La matrice de transition P = (pᵢⱼ) est stochastique par lignes : chaque ligne i représente un état courant, chaque colonne j un état suivant, et ∑ⱼ pᵢⱼ = 1 pour tout i. Elle est construite selon l'algorithme suivant :</w:t>
+      </w:r>
     </w:p>
     <w:p>
       <w:pPr>
@@ -7401,21 +6927,7 @@
         <w:rPr>
           <w:sz w:val="20"/>
         </w:rPr>
-        <w:t xml:space="preserve">Indexer tous les états libres de la </w:t>
-      </w:r>
-      <w:proofErr w:type="gramStart"/>
-      <w:r>
-        <w:rPr>
-          <w:sz w:val="20"/>
-        </w:rPr>
-        <w:t>grille :</w:t>
-      </w:r>
-      <w:proofErr w:type="gramEnd"/>
-      <w:r>
-        <w:rPr>
-          <w:sz w:val="20"/>
-        </w:rPr>
-        <w:t xml:space="preserve"> s₀, s₁, …, sₙ₋₁, puis ajouter GOAL (sₙ) et FAIL (sₙ₊₁) comme états absorbants.</w:t>
+        <w:t>Indexer tous les états libres de la grille : s₀, s₁, …, sₙ₋₁, puis ajouter GOAL (sₙ) et FAIL (sₙ₊₁) comme états absorbants.</w:t>
       </w:r>
     </w:p>
     <w:p>
@@ -7429,63 +6941,7 @@
           <w:sz w:val="20"/>
         </w:rPr>
         <w:lastRenderedPageBreak/>
-        <w:t xml:space="preserve">Pour GOAL et </w:t>
-      </w:r>
-      <w:proofErr w:type="gramStart"/>
-      <w:r>
-        <w:rPr>
-          <w:sz w:val="20"/>
-        </w:rPr>
-        <w:t>FAIL :</w:t>
-      </w:r>
-      <w:proofErr w:type="gramEnd"/>
-      <w:r>
-        <w:rPr>
-          <w:sz w:val="20"/>
-        </w:rPr>
-        <w:t xml:space="preserve"> P[</w:t>
-      </w:r>
-      <w:proofErr w:type="gramStart"/>
-      <w:r>
-        <w:rPr>
-          <w:sz w:val="20"/>
-        </w:rPr>
-        <w:t>GOAL,GOAL</w:t>
-      </w:r>
-      <w:proofErr w:type="gramEnd"/>
-      <w:r>
-        <w:rPr>
-          <w:sz w:val="20"/>
-        </w:rPr>
-        <w:t xml:space="preserve">] = </w:t>
-      </w:r>
-      <w:proofErr w:type="gramStart"/>
-      <w:r>
-        <w:rPr>
-          <w:sz w:val="20"/>
-        </w:rPr>
-        <w:t>1  et</w:t>
-      </w:r>
-      <w:proofErr w:type="gramEnd"/>
-      <w:r>
-        <w:rPr>
-          <w:sz w:val="20"/>
-        </w:rPr>
-        <w:t xml:space="preserve">  P[</w:t>
-      </w:r>
-      <w:proofErr w:type="gramStart"/>
-      <w:r>
-        <w:rPr>
-          <w:sz w:val="20"/>
-        </w:rPr>
-        <w:t>FAIL,FAIL</w:t>
-      </w:r>
-      <w:proofErr w:type="gramEnd"/>
-      <w:r>
-        <w:rPr>
-          <w:sz w:val="20"/>
-        </w:rPr>
-        <w:t>] = 1 (auto-boucle — état puits irréversible).</w:t>
+        <w:t>Pour GOAL et FAIL : P[GOAL,GOAL] = 1  et  P[FAIL,FAIL] = 1 (auto-boucle — état puits irréversible).</w:t>
       </w:r>
     </w:p>
     <w:p>
@@ -7526,16 +6982,8 @@
         <w:rPr>
           <w:sz w:val="20"/>
         </w:rPr>
-        <w:t xml:space="preserve"> s, déterminer l'action souhaitée (politique A* ou descente de gradient) et </w:t>
-      </w:r>
-      <w:proofErr w:type="gramStart"/>
-      <w:r>
-        <w:rPr>
-          <w:sz w:val="20"/>
-        </w:rPr>
-        <w:t>calculer :</w:t>
-      </w:r>
-      <w:proofErr w:type="gramEnd"/>
+        <w:t xml:space="preserve"> s, déterminer l'action souhaitée (politique A* ou descente de gradient) et calculer :</w:t>
+      </w:r>
     </w:p>
     <w:p>
       <w:pPr>
@@ -7547,23 +6995,23 @@
           <w:rFonts w:ascii="Courier New" w:hAnsi="Courier New"/>
           <w:sz w:val="18"/>
         </w:rPr>
-        <w:t>pₛ,ₙ'       = 1 − ε</w:t>
-      </w:r>
-      <w:proofErr w:type="gramStart"/>
+        <w:t>pₛ,ₙ'       = 1 − ε   (action voulue)</w:t>
+      </w:r>
       <w:r>
         <w:rPr>
           <w:rFonts w:ascii="Courier New" w:hAnsi="Courier New"/>
           <w:sz w:val="18"/>
         </w:rPr>
-        <w:t xml:space="preserve">   (</w:t>
-      </w:r>
-      <w:proofErr w:type="gramEnd"/>
+        <w:br/>
+        <w:t>pₛ,latéral₁ = ε/2     (déviation gauche)</w:t>
+      </w:r>
       <w:r>
         <w:rPr>
           <w:rFonts w:ascii="Courier New" w:hAnsi="Courier New"/>
           <w:sz w:val="18"/>
         </w:rPr>
-        <w:t>action voulue)</w:t>
+        <w:br/>
+        <w:t>pₛ,latéral₂ = ε/2     (déviation droite)</w:t>
       </w:r>
       <w:r>
         <w:rPr>
@@ -7571,116 +7019,7 @@
           <w:sz w:val="18"/>
         </w:rPr>
         <w:br/>
-      </w:r>
-      <w:proofErr w:type="gramStart"/>
-      <w:r>
-        <w:rPr>
-          <w:rFonts w:ascii="Courier New" w:hAnsi="Courier New"/>
-          <w:sz w:val="18"/>
-        </w:rPr>
-        <w:t>pₛ,latéral</w:t>
-      </w:r>
-      <w:proofErr w:type="gramEnd"/>
-      <w:r>
-        <w:rPr>
-          <w:rFonts w:ascii="Courier New" w:hAnsi="Courier New"/>
-          <w:sz w:val="18"/>
-        </w:rPr>
-        <w:t xml:space="preserve">₁ = ε/2  </w:t>
-      </w:r>
-      <w:proofErr w:type="gramStart"/>
-      <w:r>
-        <w:rPr>
-          <w:rFonts w:ascii="Courier New" w:hAnsi="Courier New"/>
-          <w:sz w:val="18"/>
-        </w:rPr>
-        <w:t xml:space="preserve">   (</w:t>
-      </w:r>
-      <w:proofErr w:type="gramEnd"/>
-      <w:r>
-        <w:rPr>
-          <w:rFonts w:ascii="Courier New" w:hAnsi="Courier New"/>
-          <w:sz w:val="18"/>
-        </w:rPr>
-        <w:t>déviation gauche)</w:t>
-      </w:r>
-      <w:r>
-        <w:rPr>
-          <w:rFonts w:ascii="Courier New" w:hAnsi="Courier New"/>
-          <w:sz w:val="18"/>
-        </w:rPr>
-        <w:br/>
-      </w:r>
-      <w:proofErr w:type="gramStart"/>
-      <w:r>
-        <w:rPr>
-          <w:rFonts w:ascii="Courier New" w:hAnsi="Courier New"/>
-          <w:sz w:val="18"/>
-        </w:rPr>
-        <w:t>pₛ,latéral</w:t>
-      </w:r>
-      <w:proofErr w:type="gramEnd"/>
-      <w:r>
-        <w:rPr>
-          <w:rFonts w:ascii="Courier New" w:hAnsi="Courier New"/>
-          <w:sz w:val="18"/>
-        </w:rPr>
-        <w:t xml:space="preserve">₂ = ε/2  </w:t>
-      </w:r>
-      <w:proofErr w:type="gramStart"/>
-      <w:r>
-        <w:rPr>
-          <w:rFonts w:ascii="Courier New" w:hAnsi="Courier New"/>
-          <w:sz w:val="18"/>
-        </w:rPr>
-        <w:t xml:space="preserve">   (</w:t>
-      </w:r>
-      <w:proofErr w:type="gramEnd"/>
-      <w:r>
-        <w:rPr>
-          <w:rFonts w:ascii="Courier New" w:hAnsi="Courier New"/>
-          <w:sz w:val="18"/>
-        </w:rPr>
-        <w:t>déviation droite)</w:t>
-      </w:r>
-      <w:r>
-        <w:rPr>
-          <w:rFonts w:ascii="Courier New" w:hAnsi="Courier New"/>
-          <w:sz w:val="18"/>
-        </w:rPr>
-        <w:br/>
-      </w:r>
-      <w:proofErr w:type="gramStart"/>
-      <w:r>
-        <w:rPr>
-          <w:rFonts w:ascii="Courier New" w:hAnsi="Courier New"/>
-          <w:sz w:val="18"/>
-        </w:rPr>
-        <w:t xml:space="preserve">pₛ,ₛ   </w:t>
-      </w:r>
-      <w:proofErr w:type="gramEnd"/>
-      <w:r>
-        <w:rPr>
-          <w:rFonts w:ascii="Courier New" w:hAnsi="Courier New"/>
-          <w:sz w:val="18"/>
-        </w:rPr>
-        <w:t xml:space="preserve">    += prob </w:t>
-      </w:r>
-      <w:proofErr w:type="gramStart"/>
-      <w:r>
-        <w:rPr>
-          <w:rFonts w:ascii="Courier New" w:hAnsi="Courier New"/>
-          <w:sz w:val="18"/>
-        </w:rPr>
-        <w:t xml:space="preserve">   (</w:t>
-      </w:r>
-      <w:proofErr w:type="gramEnd"/>
-      <w:r>
-        <w:rPr>
-          <w:rFonts w:ascii="Courier New" w:hAnsi="Courier New"/>
-          <w:sz w:val="18"/>
-        </w:rPr>
-        <w:t>si la case cible est un obstacle → reste sur place)</w:t>
+        <w:t>pₛ,ₛ       += prob    (si la case cible est un obstacle → reste sur place)</w:t>
       </w:r>
     </w:p>
     <w:p>
@@ -7694,7 +7033,7 @@
           <w:noProof/>
         </w:rPr>
         <w:drawing>
-          <wp:anchor distT="0" distB="0" distL="114300" distR="114300" simplePos="0" relativeHeight="251657216" behindDoc="1" locked="0" layoutInCell="1" allowOverlap="1" wp14:anchorId="110F6B00" wp14:editId="18220719">
+          <wp:anchor distT="0" distB="0" distL="114300" distR="114300" simplePos="0" relativeHeight="251656192" behindDoc="1" locked="0" layoutInCell="1" allowOverlap="1" wp14:anchorId="110F6B00" wp14:editId="18220719">
             <wp:simplePos x="0" y="0"/>
             <wp:positionH relativeFrom="column">
               <wp:posOffset>2891982</wp:posOffset>
@@ -7777,35 +7116,7 @@
         <w:rPr>
           <w:sz w:val="20"/>
         </w:rPr>
-        <w:t xml:space="preserve"> même destination peut recevoir plusieurs termes) et </w:t>
-      </w:r>
-      <w:proofErr w:type="gramStart"/>
-      <w:r>
-        <w:rPr>
-          <w:sz w:val="20"/>
-        </w:rPr>
-        <w:t>normaliser :</w:t>
-      </w:r>
-      <w:proofErr w:type="gramEnd"/>
-      <w:r>
-        <w:rPr>
-          <w:sz w:val="20"/>
-        </w:rPr>
-        <w:t xml:space="preserve"> ∑ⱼ P[</w:t>
-      </w:r>
-      <w:proofErr w:type="gramStart"/>
-      <w:r>
-        <w:rPr>
-          <w:sz w:val="20"/>
-        </w:rPr>
-        <w:t>i,j</w:t>
-      </w:r>
-      <w:proofErr w:type="gramEnd"/>
-      <w:r>
-        <w:rPr>
-          <w:sz w:val="20"/>
-        </w:rPr>
-        <w:t>] = 1 ✓.</w:t>
+        <w:t xml:space="preserve"> même destination peut recevoir plusieurs termes) et normaliser : ∑ⱼ P[i,j] = 1 ✓.</w:t>
       </w:r>
     </w:p>
     <w:p>
@@ -7843,7 +7154,6 @@
         <w:t xml:space="preserve"> </w:t>
       </w:r>
       <w:proofErr w:type="spellStart"/>
-      <w:proofErr w:type="gramStart"/>
       <w:r>
         <w:rPr>
           <w:sz w:val="20"/>
@@ -7855,28 +7165,7 @@
         <w:rPr>
           <w:sz w:val="20"/>
         </w:rPr>
-        <w:t xml:space="preserve"> :</w:t>
-      </w:r>
-      <w:proofErr w:type="gramEnd"/>
-      <w:r>
-        <w:rPr>
-          <w:sz w:val="20"/>
-        </w:rPr>
-        <w:t xml:space="preserve"> </w:t>
-      </w:r>
-      <w:proofErr w:type="gramStart"/>
-      <w:r>
-        <w:rPr>
-          <w:sz w:val="20"/>
-        </w:rPr>
-        <w:t>np.allclose</w:t>
-      </w:r>
-      <w:proofErr w:type="gramEnd"/>
-      <w:r>
-        <w:rPr>
-          <w:sz w:val="20"/>
-        </w:rPr>
-        <w:t>(P.sum(axis=1), 1.0).</w:t>
+        <w:t xml:space="preserve"> : np.allclose(P.sum(axis=1), 1.0).</w:t>
       </w:r>
     </w:p>
     <w:p>
@@ -7924,49 +7213,45 @@
     <w:p>
       <w:pPr>
         <w:jc w:val="center"/>
+        <w:rPr>
+          <w:lang w:val="it-IT"/>
+        </w:rPr>
       </w:pPr>
     </w:p>
     <w:p>
       <w:pPr>
         <w:jc w:val="center"/>
+        <w:rPr>
+          <w:lang w:val="it-IT"/>
+        </w:rPr>
       </w:pPr>
     </w:p>
     <w:p>
       <w:pPr>
         <w:jc w:val="center"/>
+        <w:rPr>
+          <w:lang w:val="it-IT"/>
+        </w:rPr>
+      </w:pPr>
+    </w:p>
+    <w:p>
+      <w:pPr>
+        <w:jc w:val="right"/>
+        <w:rPr>
+          <w:lang w:val="it-IT"/>
+        </w:rPr>
       </w:pPr>
     </w:p>
     <w:p>
       <w:pPr>
         <w:jc w:val="right"/>
       </w:pPr>
-    </w:p>
-    <w:p>
-      <w:pPr>
-        <w:jc w:val="right"/>
-      </w:pPr>
       <w:r>
         <w:rPr>
           <w:i/>
           <w:sz w:val="18"/>
         </w:rPr>
-        <w:t>Figure M</w:t>
-      </w:r>
-      <w:proofErr w:type="gramStart"/>
-      <w:r>
-        <w:rPr>
-          <w:i/>
-          <w:sz w:val="18"/>
-        </w:rPr>
-        <w:t>1 :</w:t>
-      </w:r>
-      <w:proofErr w:type="gramEnd"/>
-      <w:r>
-        <w:rPr>
-          <w:i/>
-          <w:sz w:val="18"/>
-        </w:rPr>
-        <w:t xml:space="preserve"> Heatmap complète de la matrice de transition P (grille 8×8, ε=0.1) — rouge tiret = GOAL, noir </w:t>
+        <w:t xml:space="preserve">Figure M1 : Heatmap complète de la matrice de transition P (grille 8×8, ε=0.1) — rouge tiret = GOAL, noir </w:t>
       </w:r>
       <w:proofErr w:type="spellStart"/>
       <w:r>
@@ -7995,7 +7280,7 @@
           <w:noProof/>
         </w:rPr>
         <w:drawing>
-          <wp:anchor distT="0" distB="0" distL="114300" distR="114300" simplePos="0" relativeHeight="251660288" behindDoc="1" locked="0" layoutInCell="1" allowOverlap="1" wp14:anchorId="1788885D" wp14:editId="5B8E39A3">
+          <wp:anchor distT="0" distB="0" distL="114300" distR="114300" simplePos="0" relativeHeight="251658240" behindDoc="1" locked="0" layoutInCell="1" allowOverlap="1" wp14:anchorId="1788885D" wp14:editId="5B8E39A3">
             <wp:simplePos x="0" y="0"/>
             <wp:positionH relativeFrom="column">
               <wp:posOffset>3062605</wp:posOffset>
@@ -8059,7 +7344,6 @@
         <w:t>La sous-</w:t>
       </w:r>
       <w:proofErr w:type="spellStart"/>
-      <w:proofErr w:type="gramStart"/>
       <w:r>
         <w:rPr>
           <w:sz w:val="20"/>
@@ -8071,20 +7355,21 @@
         <w:rPr>
           <w:sz w:val="20"/>
         </w:rPr>
-        <w:t xml:space="preserve"> </w:t>
-      </w:r>
+        <w:t xml:space="preserve">  affiche les </w:t>
+      </w:r>
+      <w:proofErr w:type="spellStart"/>
       <w:r>
         <w:rPr>
           <w:sz w:val="20"/>
         </w:rPr>
-        <w:t xml:space="preserve"> affiche</w:t>
-      </w:r>
-      <w:proofErr w:type="gramEnd"/>
+        <w:t>probabilités</w:t>
+      </w:r>
+      <w:proofErr w:type="spellEnd"/>
       <w:r>
         <w:rPr>
           <w:sz w:val="20"/>
         </w:rPr>
-        <w:t xml:space="preserve"> les probabilités de transition entre les états du chemin planifié par A★ (et les absorbants). Les valeurs non nulles sont annotées directement dans les cellules. Chaque ligne est normalisée à 1 (stochasticité vérifiée).</w:t>
+        <w:t xml:space="preserve"> de transition entre les états du chemin planifié par A★ (et les absorbants). Les valeurs non nulles sont annotées directement dans les cellules. Chaque ligne est normalisée à 1 (stochasticité vérifiée).</w:t>
       </w:r>
     </w:p>
     <w:p>
@@ -8135,23 +7420,7 @@
           <w:i/>
           <w:sz w:val="18"/>
         </w:rPr>
-        <w:t>Figure M</w:t>
-      </w:r>
-      <w:proofErr w:type="gramStart"/>
-      <w:r>
-        <w:rPr>
-          <w:i/>
-          <w:sz w:val="18"/>
-        </w:rPr>
-        <w:t>2 :</w:t>
-      </w:r>
-      <w:proofErr w:type="gramEnd"/>
-      <w:r>
-        <w:rPr>
-          <w:i/>
-          <w:sz w:val="18"/>
-        </w:rPr>
-        <w:t xml:space="preserve"> Sous-matrice P annotée — états du chemin A★ + GOAL/FAIL (ε=0.1)</w:t>
+        <w:t>Figure M2 : Sous-matrice P annotée — états du chemin A★ + GOAL/FAIL (ε=0.1)</w:t>
       </w:r>
     </w:p>
     <w:p>
@@ -8163,21 +7432,7 @@
           <w:sz w:val="20"/>
         </w:rPr>
         <w:lastRenderedPageBreak/>
-        <w:t xml:space="preserve">Tableau </w:t>
-      </w:r>
-      <w:proofErr w:type="gramStart"/>
-      <w:r>
-        <w:rPr>
-          <w:sz w:val="20"/>
-        </w:rPr>
-        <w:t>M :</w:t>
-      </w:r>
-      <w:proofErr w:type="gramEnd"/>
-      <w:r>
-        <w:rPr>
-          <w:sz w:val="20"/>
-        </w:rPr>
-        <w:t xml:space="preserve"> Extrait numérique de P — 5 premiers états du chemin planifié (ε=0.1)</w:t>
+        <w:t>Tableau M : Extrait numérique de P — 5 premiers états du chemin planifié (ε=0.1)</w:t>
       </w:r>
     </w:p>
     <w:tbl>
@@ -9186,16 +8441,8 @@
         <w:rPr>
           <w:sz w:val="20"/>
         </w:rPr>
-        <w:t>Résultats obtenus sur la grille moyenne (8×8, ε=0.1</w:t>
-      </w:r>
-      <w:proofErr w:type="gramStart"/>
-      <w:r>
-        <w:rPr>
-          <w:sz w:val="20"/>
-        </w:rPr>
-        <w:t>) :</w:t>
-      </w:r>
-      <w:proofErr w:type="gramEnd"/>
+        <w:t>Résultats obtenus sur la grille moyenne (8×8, ε=0.1) :</w:t>
+      </w:r>
     </w:p>
     <w:p>
       <w:pPr>
@@ -9206,21 +8453,7 @@
         <w:rPr>
           <w:sz w:val="20"/>
         </w:rPr>
-        <w:t xml:space="preserve">Tableau </w:t>
-      </w:r>
-      <w:proofErr w:type="gramStart"/>
-      <w:r>
-        <w:rPr>
-          <w:sz w:val="20"/>
-        </w:rPr>
-        <w:t>CK :</w:t>
-      </w:r>
-      <w:proofErr w:type="gramEnd"/>
-      <w:r>
-        <w:rPr>
-          <w:sz w:val="20"/>
-        </w:rPr>
-        <w:t xml:space="preserve"> Classes de communication et classification des états</w:t>
+        <w:t>Tableau CK : Classes de communication et classification des états</w:t>
       </w:r>
     </w:p>
     <w:tbl>
@@ -9582,23 +8815,7 @@
           <w:i/>
           <w:sz w:val="18"/>
         </w:rPr>
-        <w:t>Figure G</w:t>
-      </w:r>
-      <w:proofErr w:type="gramStart"/>
-      <w:r>
-        <w:rPr>
-          <w:i/>
-          <w:sz w:val="18"/>
-        </w:rPr>
-        <w:t>1 :</w:t>
-      </w:r>
-      <w:proofErr w:type="gramEnd"/>
-      <w:r>
-        <w:rPr>
-          <w:i/>
-          <w:sz w:val="18"/>
-        </w:rPr>
-        <w:t xml:space="preserve"> Graphe orienté des transitions (sous-graphe chemin A*, ε=0.1) — bleu = transitoires, rouge = GOAL, noir = FAIL</w:t>
+        <w:t>Figure G1 : Graphe orienté des transitions (sous-graphe chemin A*, ε=0.1) — bleu = transitoires, rouge = GOAL, noir = FAIL</w:t>
       </w:r>
     </w:p>
     <w:p>
@@ -9665,63 +8882,7 @@
         <w:rPr>
           <w:sz w:val="20"/>
         </w:rPr>
-        <w:t xml:space="preserve"> (ε &gt; 0</w:t>
-      </w:r>
-      <w:proofErr w:type="gramStart"/>
-      <w:r>
-        <w:rPr>
-          <w:sz w:val="20"/>
-        </w:rPr>
-        <w:t>) :</w:t>
-      </w:r>
-      <w:proofErr w:type="gramEnd"/>
-      <w:r>
-        <w:rPr>
-          <w:sz w:val="20"/>
-        </w:rPr>
-        <w:t xml:space="preserve"> la présence de boucles implicites (rester sur place en cas de collision avec un obstacle) rend tous les états transitoires apériodiques — la chaîne peut revenir à n'importe quel état en 1 étape via une collision. </w:t>
-      </w:r>
-      <w:proofErr w:type="gramStart"/>
-      <w:r>
-        <w:rPr>
-          <w:sz w:val="20"/>
-        </w:rPr>
-        <w:t>Formellement :</w:t>
-      </w:r>
-      <w:proofErr w:type="gramEnd"/>
-      <w:r>
-        <w:rPr>
-          <w:sz w:val="20"/>
-        </w:rPr>
-        <w:t xml:space="preserve"> P⁽¹⁾[</w:t>
-      </w:r>
-      <w:proofErr w:type="gramStart"/>
-      <w:r>
-        <w:rPr>
-          <w:sz w:val="20"/>
-        </w:rPr>
-        <w:t>i,i</w:t>
-      </w:r>
-      <w:proofErr w:type="gramEnd"/>
-      <w:r>
-        <w:rPr>
-          <w:sz w:val="20"/>
-        </w:rPr>
-        <w:t xml:space="preserve">] &gt; 0 si ε &gt; 0 et qu'un voisin obstacle existe, donc d(i) = </w:t>
-      </w:r>
-      <w:proofErr w:type="gramStart"/>
-      <w:r>
-        <w:rPr>
-          <w:sz w:val="20"/>
-        </w:rPr>
-        <w:t>pgcd(</w:t>
-      </w:r>
-      <w:proofErr w:type="gramEnd"/>
-      <w:r>
-        <w:rPr>
-          <w:sz w:val="20"/>
-        </w:rPr>
-        <w:t>1, …) = 1.</w:t>
+        <w:t xml:space="preserve"> (ε &gt; 0) : la présence de boucles implicites (rester sur place en cas de collision avec un obstacle) rend tous les états transitoires apériodiques — la chaîne peut revenir à n'importe quel état en 1 étape via une collision. Formellement : P⁽¹⁾[i,i] &gt; 0 si ε &gt; 0 et qu'un voisin obstacle existe, donc d(i) = pgcd(1, …) = 1.</w:t>
       </w:r>
     </w:p>
     <w:p>
@@ -9733,21 +8894,7 @@
         <w:rPr>
           <w:sz w:val="20"/>
         </w:rPr>
-        <w:t xml:space="preserve">Pour ε = 0 (exécution parfaite), le chemin A* est </w:t>
-      </w:r>
-      <w:proofErr w:type="gramStart"/>
-      <w:r>
-        <w:rPr>
-          <w:sz w:val="20"/>
-        </w:rPr>
-        <w:t>acyclique :</w:t>
-      </w:r>
-      <w:proofErr w:type="gramEnd"/>
-      <w:r>
-        <w:rPr>
-          <w:sz w:val="20"/>
-        </w:rPr>
-        <w:t xml:space="preserve"> aucun état transitoire ne peut être revisité, la notion de période ne s'applique pas (tous sont transitoires stricts).</w:t>
+        <w:t>Pour ε = 0 (exécution parfaite), le chemin A* est acyclique : aucun état transitoire ne peut être revisité, la notion de période ne s'applique pas (tous sont transitoires stricts).</w:t>
       </w:r>
     </w:p>
     <w:p>
@@ -9760,21 +8907,7 @@
         <w:rPr>
           <w:sz w:val="20"/>
         </w:rPr>
-        <w:t xml:space="preserve">ε &gt; </w:t>
-      </w:r>
-      <w:proofErr w:type="gramStart"/>
-      <w:r>
-        <w:rPr>
-          <w:sz w:val="20"/>
-        </w:rPr>
-        <w:t>0 :</w:t>
-      </w:r>
-      <w:proofErr w:type="gramEnd"/>
-      <w:r>
-        <w:rPr>
-          <w:sz w:val="20"/>
-        </w:rPr>
-        <w:t xml:space="preserve"> tous les états transitoires sont apériodiques (d = 1).</w:t>
+        <w:t>ε &gt; 0 : tous les états transitoires sont apériodiques (d = 1).</w:t>
       </w:r>
     </w:p>
     <w:p>
@@ -9787,35 +8920,7 @@
         <w:rPr>
           <w:sz w:val="20"/>
         </w:rPr>
-        <w:t xml:space="preserve">GOAL et </w:t>
-      </w:r>
-      <w:proofErr w:type="gramStart"/>
-      <w:r>
-        <w:rPr>
-          <w:sz w:val="20"/>
-        </w:rPr>
-        <w:t>FAIL :</w:t>
-      </w:r>
-      <w:proofErr w:type="gramEnd"/>
-      <w:r>
-        <w:rPr>
-          <w:sz w:val="20"/>
-        </w:rPr>
-        <w:t xml:space="preserve"> apériodiques par construction (P⁽¹⁾[</w:t>
-      </w:r>
-      <w:proofErr w:type="gramStart"/>
-      <w:r>
-        <w:rPr>
-          <w:sz w:val="20"/>
-        </w:rPr>
-        <w:t>i,i</w:t>
-      </w:r>
-      <w:proofErr w:type="gramEnd"/>
-      <w:r>
-        <w:rPr>
-          <w:sz w:val="20"/>
-        </w:rPr>
-        <w:t>] = 1 &gt; 0 → d = 1).</w:t>
+        <w:t>GOAL et FAIL : apériodiques par construction (P⁽¹⁾[i,i] = 1 &gt; 0 → d = 1).</w:t>
       </w:r>
     </w:p>
     <w:p>
@@ -9855,15 +8960,7 @@
       </w:r>
       <w:proofErr w:type="spellEnd"/>
       <w:r>
-        <w:t xml:space="preserve"> </w:t>
-      </w:r>
-      <w:proofErr w:type="gramStart"/>
-      <w:r>
-        <w:t>1 :</w:t>
-      </w:r>
-      <w:proofErr w:type="gramEnd"/>
-      <w:r>
-        <w:t xml:space="preserve"> UCS vs Greedy vs A*</w:t>
+        <w:t xml:space="preserve"> 1 : UCS vs Greedy vs A*</w:t>
       </w:r>
       <w:bookmarkEnd w:id="16"/>
     </w:p>
@@ -9963,7 +9060,6 @@
         <w:t xml:space="preserve"> </w:t>
       </w:r>
       <w:proofErr w:type="spellStart"/>
-      <w:proofErr w:type="gramStart"/>
       <w:r>
         <w:rPr>
           <w:sz w:val="20"/>
@@ -9975,14 +9071,7 @@
         <w:rPr>
           <w:sz w:val="20"/>
         </w:rPr>
-        <w:t xml:space="preserve"> :</w:t>
-      </w:r>
-      <w:proofErr w:type="gramEnd"/>
-      <w:r>
-        <w:rPr>
-          <w:sz w:val="20"/>
-        </w:rPr>
-        <w:t xml:space="preserve"> </w:t>
+        <w:t xml:space="preserve"> : </w:t>
       </w:r>
       <w:proofErr w:type="spellStart"/>
       <w:r>
@@ -10109,23 +9198,7 @@
           <w:i/>
           <w:sz w:val="18"/>
         </w:rPr>
-        <w:t xml:space="preserve">Figure </w:t>
-      </w:r>
-      <w:proofErr w:type="gramStart"/>
-      <w:r>
-        <w:rPr>
-          <w:i/>
-          <w:sz w:val="18"/>
-        </w:rPr>
-        <w:t>1 :</w:t>
-      </w:r>
-      <w:proofErr w:type="gramEnd"/>
-      <w:r>
-        <w:rPr>
-          <w:i/>
-          <w:sz w:val="18"/>
-        </w:rPr>
-        <w:t xml:space="preserve"> Chemins planifiés — UCS (gauche), Greedy (centre), A* (droite) sur 3 grilles</w:t>
+        <w:t>Figure 1 : Chemins planifiés — UCS (gauche), Greedy (centre), A* (droite) sur 3 grilles</w:t>
       </w:r>
     </w:p>
     <w:p>
@@ -10183,23 +9256,7 @@
           <w:i/>
           <w:sz w:val="18"/>
         </w:rPr>
-        <w:t xml:space="preserve">Figure </w:t>
-      </w:r>
-      <w:proofErr w:type="gramStart"/>
-      <w:r>
-        <w:rPr>
-          <w:i/>
-          <w:sz w:val="18"/>
-        </w:rPr>
-        <w:t>2 :</w:t>
-      </w:r>
-      <w:proofErr w:type="gramEnd"/>
-      <w:r>
-        <w:rPr>
-          <w:i/>
-          <w:sz w:val="18"/>
-        </w:rPr>
-        <w:t xml:space="preserve"> Métriques comparatives (coût / nœuds / temps)</w:t>
+        <w:t>Figure 2 : Métriques comparatives (coût / nœuds / temps)</w:t>
       </w:r>
     </w:p>
     <w:p>
@@ -10210,21 +9267,7 @@
         <w:rPr>
           <w:sz w:val="20"/>
         </w:rPr>
-        <w:t xml:space="preserve">Tableau </w:t>
-      </w:r>
-      <w:proofErr w:type="gramStart"/>
-      <w:r>
-        <w:rPr>
-          <w:sz w:val="20"/>
-        </w:rPr>
-        <w:t>1 :</w:t>
-      </w:r>
-      <w:proofErr w:type="gramEnd"/>
-      <w:r>
-        <w:rPr>
-          <w:sz w:val="20"/>
-        </w:rPr>
-        <w:t xml:space="preserve"> Résultats numériques — Expérience 1</w:t>
+        <w:t>Tableau 1 : Résultats numériques — Expérience 1</w:t>
       </w:r>
     </w:p>
     <w:tbl>
@@ -11300,19 +10343,11 @@
         <w:spacing w:after="80"/>
         <w:jc w:val="both"/>
       </w:pPr>
-      <w:proofErr w:type="gramStart"/>
       <w:r>
         <w:rPr>
           <w:sz w:val="20"/>
         </w:rPr>
-        <w:t>Analyse :</w:t>
-      </w:r>
-      <w:proofErr w:type="gramEnd"/>
-      <w:r>
-        <w:rPr>
-          <w:sz w:val="20"/>
-        </w:rPr>
-        <w:t xml:space="preserve"> A* développe significativement moins de nœuds que UCS sur les grandes grilles, grâce à l'heuristique Manhattan qui oriente la recherche. Greedy est rapide sur grilles simples mais peut produire des chemins sous-optimaux ou échouer dans des configurations labyrinthiques.</w:t>
+        <w:t>Analyse : A* développe significativement moins de nœuds que UCS sur les grandes grilles, grâce à l'heuristique Manhattan qui oriente la recherche. Greedy est rapide sur grilles simples mais peut produire des chemins sous-optimaux ou échouer dans des configurations labyrinthiques.</w:t>
       </w:r>
     </w:p>
     <w:p>
@@ -11321,15 +10356,7 @@
       </w:pPr>
       <w:bookmarkStart w:id="17" w:name="_Toc223573857"/>
       <w:r>
-        <w:t xml:space="preserve">5.2 Expérience </w:t>
-      </w:r>
-      <w:proofErr w:type="gramStart"/>
-      <w:r>
-        <w:t>2 :</w:t>
-      </w:r>
-      <w:proofErr w:type="gramEnd"/>
-      <w:r>
-        <w:t xml:space="preserve"> Impact de ε — Markov et Monte-Carlo</w:t>
+        <w:t>5.2 Expérience 2 : Impact de ε — Markov et Monte-Carlo</w:t>
       </w:r>
       <w:bookmarkEnd w:id="17"/>
     </w:p>
@@ -11342,49 +10369,7 @@
         <w:rPr>
           <w:sz w:val="20"/>
         </w:rPr>
-        <w:t xml:space="preserve">On fixe A* sur la grille moyenne (8×8) et on fait varier ε ∈ {0, 0.1, 0.2, 0.3}. On </w:t>
-      </w:r>
-      <w:proofErr w:type="gramStart"/>
-      <w:r>
-        <w:rPr>
-          <w:sz w:val="20"/>
-        </w:rPr>
-        <w:t>mesure :</w:t>
-      </w:r>
-      <w:proofErr w:type="gramEnd"/>
-      <w:r>
-        <w:rPr>
-          <w:sz w:val="20"/>
-        </w:rPr>
-        <w:t xml:space="preserve"> (i) la probabilité Markov </w:t>
-      </w:r>
-      <w:proofErr w:type="gramStart"/>
-      <w:r>
-        <w:rPr>
-          <w:sz w:val="20"/>
-        </w:rPr>
-        <w:t>P(</w:t>
-      </w:r>
-      <w:proofErr w:type="gramEnd"/>
-      <w:r>
-        <w:rPr>
-          <w:sz w:val="20"/>
-        </w:rPr>
-        <w:t xml:space="preserve">GOAL à n=60 étapes) via π(n) = </w:t>
-      </w:r>
-      <w:proofErr w:type="gramStart"/>
-      <w:r>
-        <w:rPr>
-          <w:sz w:val="20"/>
-        </w:rPr>
-        <w:t>π(0)·</w:t>
-      </w:r>
-      <w:proofErr w:type="gramEnd"/>
-      <w:r>
-        <w:rPr>
-          <w:sz w:val="20"/>
-        </w:rPr>
-        <w:t>Pⁿ, (ii) la probabilité empirique Monte-Carlo d'atteindre GOAL (600 épisodes), (iii) le nombre moyen d'étapes pour y parvenir.</w:t>
+        <w:t>On fixe A* sur la grille moyenne (8×8) et on fait varier ε ∈ {0, 0.1, 0.2, 0.3}. On mesure : (i) la probabilité Markov P(GOAL à n=60 étapes) via π(n) = π(0)·Pⁿ, (ii) la probabilité empirique Monte-Carlo d'atteindre GOAL (600 épisodes), (iii) le nombre moyen d'étapes pour y parvenir.</w:t>
       </w:r>
     </w:p>
     <w:p>
@@ -11441,23 +10426,7 @@
           <w:i/>
           <w:sz w:val="18"/>
         </w:rPr>
-        <w:t xml:space="preserve">Figure </w:t>
-      </w:r>
-      <w:proofErr w:type="gramStart"/>
-      <w:r>
-        <w:rPr>
-          <w:i/>
-          <w:sz w:val="18"/>
-        </w:rPr>
-        <w:t>3 :</w:t>
-      </w:r>
-      <w:proofErr w:type="gramEnd"/>
-      <w:r>
-        <w:rPr>
-          <w:i/>
-          <w:sz w:val="18"/>
-        </w:rPr>
-        <w:t xml:space="preserve"> P(GOAL) et étapes moyennes vs ε — Markov vs Monte-Carlo</w:t>
+        <w:t>Figure 3 : P(GOAL) et étapes moyennes vs ε — Markov vs Monte-Carlo</w:t>
       </w:r>
     </w:p>
     <w:p>
@@ -11515,23 +10484,7 @@
           <w:i/>
           <w:sz w:val="18"/>
         </w:rPr>
-        <w:t xml:space="preserve">Figure </w:t>
-      </w:r>
-      <w:proofErr w:type="gramStart"/>
-      <w:r>
-        <w:rPr>
-          <w:i/>
-          <w:sz w:val="18"/>
-        </w:rPr>
-        <w:t>4 :</w:t>
-      </w:r>
-      <w:proofErr w:type="gramEnd"/>
-      <w:r>
-        <w:rPr>
-          <w:i/>
-          <w:sz w:val="18"/>
-        </w:rPr>
-        <w:t xml:space="preserve"> Heatmap des probabilités d'absorption et temps moyen (ε = 0.1)</w:t>
+        <w:t>Figure 4 : Heatmap des probabilités d'absorption et temps moyen (ε = 0.1)</w:t>
       </w:r>
     </w:p>
     <w:p>
@@ -11603,21 +10556,7 @@
         <w:rPr>
           <w:sz w:val="20"/>
         </w:rPr>
-        <w:t xml:space="preserve">Tableau </w:t>
-      </w:r>
-      <w:proofErr w:type="gramStart"/>
-      <w:r>
-        <w:rPr>
-          <w:sz w:val="20"/>
-        </w:rPr>
-        <w:t>2 :</w:t>
-      </w:r>
-      <w:proofErr w:type="gramEnd"/>
-      <w:r>
-        <w:rPr>
-          <w:sz w:val="20"/>
-        </w:rPr>
-        <w:t xml:space="preserve"> </w:t>
+        <w:t xml:space="preserve">Tableau 2 : </w:t>
       </w:r>
       <w:proofErr w:type="spellStart"/>
       <w:r>
@@ -12057,19 +10996,11 @@
         <w:spacing w:after="80"/>
         <w:jc w:val="both"/>
       </w:pPr>
-      <w:proofErr w:type="gramStart"/>
       <w:r>
         <w:rPr>
           <w:sz w:val="20"/>
         </w:rPr>
-        <w:t>Analyse :</w:t>
-      </w:r>
-      <w:proofErr w:type="gramEnd"/>
-      <w:r>
-        <w:rPr>
-          <w:sz w:val="20"/>
-        </w:rPr>
-        <w:t xml:space="preserve"> Lorsque ε = 0, le plan A* est exécuté parfaitement et P(GOAL) → 1. Dès ε = 0.1, une dégradation notable apparaît. À ε = 0.3, la probabilité d'atteindre le but chute significativement, illustrant le décalage fondamental entre chemin optimal déterministe et performance probabiliste réelle.</w:t>
+        <w:t>Analyse : Lorsque ε = 0, le plan A* est exécuté parfaitement et P(GOAL) → 1. Dès ε = 0.1, une dégradation notable apparaît. À ε = 0.3, la probabilité d'atteindre le but chute significativement, illustrant le décalage fondamental entre chemin optimal déterministe et performance probabiliste réelle.</w:t>
       </w:r>
     </w:p>
     <w:p>
@@ -12079,15 +11010,7 @@
       <w:bookmarkStart w:id="18" w:name="_Toc223573858"/>
       <w:r>
         <w:lastRenderedPageBreak/>
-        <w:t xml:space="preserve">5.3 Expérience </w:t>
-      </w:r>
-      <w:proofErr w:type="gramStart"/>
-      <w:r>
-        <w:t>3 :</w:t>
-      </w:r>
-      <w:proofErr w:type="gramEnd"/>
-      <w:r>
-        <w:t xml:space="preserve"> h=0 vs Manhattan</w:t>
+        <w:t>5.3 Expérience 3 : h=0 vs Manhattan</w:t>
       </w:r>
       <w:bookmarkEnd w:id="18"/>
     </w:p>
@@ -12100,21 +11023,7 @@
         <w:rPr>
           <w:sz w:val="20"/>
         </w:rPr>
-        <w:t>On compare A* avec h=0 (équivalent à UCS) et A* avec h=Manhattan sur 3 grilles. L'heuristique Manhattan domine h=</w:t>
-      </w:r>
-      <w:proofErr w:type="gramStart"/>
-      <w:r>
-        <w:rPr>
-          <w:sz w:val="20"/>
-        </w:rPr>
-        <w:t>0 :</w:t>
-      </w:r>
-      <w:proofErr w:type="gramEnd"/>
-      <w:r>
-        <w:rPr>
-          <w:sz w:val="20"/>
-        </w:rPr>
-        <w:t xml:space="preserve"> h_Manhattan(n) ≥ h_0(n) = 0 pour tout n, orientant davantage la recherche sans jamais surestimer (admissibilité préservée). Les deux heuristiques produisent le même coût optimal.</w:t>
+        <w:t>On compare A* avec h=0 (équivalent à UCS) et A* avec h=Manhattan sur 3 grilles. L'heuristique Manhattan domine h=0 : h_Manhattan(n) ≥ h_0(n) = 0 pour tout n, orientant davantage la recherche sans jamais surestimer (admissibilité préservée). Les deux heuristiques produisent le même coût optimal.</w:t>
       </w:r>
     </w:p>
     <w:p>
@@ -12171,23 +11080,7 @@
           <w:i/>
           <w:sz w:val="18"/>
         </w:rPr>
-        <w:t xml:space="preserve">Figure </w:t>
-      </w:r>
-      <w:proofErr w:type="gramStart"/>
-      <w:r>
-        <w:rPr>
-          <w:i/>
-          <w:sz w:val="18"/>
-        </w:rPr>
-        <w:t>6 :</w:t>
-      </w:r>
-      <w:proofErr w:type="gramEnd"/>
-      <w:r>
-        <w:rPr>
-          <w:i/>
-          <w:sz w:val="18"/>
-        </w:rPr>
-        <w:t xml:space="preserve"> h=0 vs Manhattan — nœuds, coût, temps</w:t>
+        <w:t>Figure 6 : h=0 vs Manhattan — nœuds, coût, temps</w:t>
       </w:r>
     </w:p>
     <w:p>
@@ -12198,21 +11091,7 @@
         <w:rPr>
           <w:sz w:val="20"/>
         </w:rPr>
-        <w:t xml:space="preserve">Tableau </w:t>
-      </w:r>
-      <w:proofErr w:type="gramStart"/>
-      <w:r>
-        <w:rPr>
-          <w:sz w:val="20"/>
-        </w:rPr>
-        <w:t>3 :</w:t>
-      </w:r>
-      <w:proofErr w:type="gramEnd"/>
-      <w:r>
-        <w:rPr>
-          <w:sz w:val="20"/>
-        </w:rPr>
-        <w:t xml:space="preserve"> Résultats numériques — Expérience 3</w:t>
+        <w:t>Tableau 3 : Résultats numériques — Expérience 3</w:t>
       </w:r>
     </w:p>
     <w:tbl>
@@ -12754,19 +11633,11 @@
       <w:pPr>
         <w:spacing w:after="80"/>
       </w:pPr>
-      <w:proofErr w:type="gramStart"/>
       <w:r>
         <w:rPr>
           <w:sz w:val="20"/>
         </w:rPr>
-        <w:t>Conclusion :</w:t>
-      </w:r>
-      <w:proofErr w:type="gramEnd"/>
-      <w:r>
-        <w:rPr>
-          <w:sz w:val="20"/>
-        </w:rPr>
-        <w:t xml:space="preserve"> Manhattan réduit drastiquement le nombre de nœuds développés (jusqu'à ×10 sur la grille difficile) tout en conservant l'optimalité du chemin. Cela valide empiriquement le principe de dominance heuristique.</w:t>
+        <w:t>Conclusion : Manhattan réduit drastiquement le nombre de nœuds développés (jusqu'à ×10 sur la grille difficile) tout en conservant l'optimalité du chemin. Cela valide empiriquement le principe de dominance heuristique.</w:t>
       </w:r>
     </w:p>
     <w:p>
@@ -12775,15 +11646,7 @@
       </w:pPr>
       <w:bookmarkStart w:id="19" w:name="_Toc223573859"/>
       <w:r>
-        <w:t xml:space="preserve">5.4 Expérience </w:t>
-      </w:r>
-      <w:proofErr w:type="gramStart"/>
-      <w:r>
-        <w:t>4 :</w:t>
-      </w:r>
-      <w:proofErr w:type="gramEnd"/>
-      <w:r>
-        <w:t xml:space="preserve"> Weighted A* — Compromis vitesse/optimalité</w:t>
+        <w:t>5.4 Expérience 4 : Weighted A* — Compromis vitesse/optimalité</w:t>
       </w:r>
       <w:bookmarkEnd w:id="19"/>
     </w:p>
@@ -12856,23 +11719,7 @@
           <w:i/>
           <w:sz w:val="18"/>
         </w:rPr>
-        <w:t xml:space="preserve">Figure </w:t>
-      </w:r>
-      <w:proofErr w:type="gramStart"/>
-      <w:r>
-        <w:rPr>
-          <w:i/>
-          <w:sz w:val="18"/>
-        </w:rPr>
-        <w:t>7 :</w:t>
-      </w:r>
-      <w:proofErr w:type="gramEnd"/>
-      <w:r>
-        <w:rPr>
-          <w:i/>
-          <w:sz w:val="18"/>
-        </w:rPr>
-        <w:t xml:space="preserve"> Weighted A* — nœuds développés et coût vs poids w</w:t>
+        <w:t>Figure 7 : Weighted A* — nœuds développés et coût vs poids w</w:t>
       </w:r>
     </w:p>
     <w:p>
@@ -12900,16 +11747,16 @@
           <w:sz w:val="20"/>
         </w:rPr>
         <w:lastRenderedPageBreak/>
-        <w:t xml:space="preserve">Tableau </w:t>
-      </w:r>
-      <w:proofErr w:type="gramStart"/>
+        <w:t xml:space="preserve">Tableau 4 : </w:t>
+      </w:r>
+      <w:proofErr w:type="spellStart"/>
       <w:r>
         <w:rPr>
           <w:sz w:val="20"/>
         </w:rPr>
-        <w:t>4 :</w:t>
-      </w:r>
-      <w:proofErr w:type="gramEnd"/>
+        <w:t>Résultats</w:t>
+      </w:r>
+      <w:proofErr w:type="spellEnd"/>
       <w:r>
         <w:rPr>
           <w:sz w:val="20"/>
@@ -12921,28 +11768,28 @@
         <w:rPr>
           <w:sz w:val="20"/>
         </w:rPr>
-        <w:t>Résultats</w:t>
+        <w:t>numériques</w:t>
       </w:r>
       <w:proofErr w:type="spellEnd"/>
       <w:r>
         <w:rPr>
           <w:sz w:val="20"/>
         </w:rPr>
-        <w:t xml:space="preserve"> </w:t>
+        <w:t xml:space="preserve"> — </w:t>
       </w:r>
       <w:proofErr w:type="spellStart"/>
       <w:r>
         <w:rPr>
           <w:sz w:val="20"/>
         </w:rPr>
-        <w:t>numériques</w:t>
+        <w:t>Expérience</w:t>
       </w:r>
       <w:proofErr w:type="spellEnd"/>
       <w:r>
         <w:rPr>
           <w:sz w:val="20"/>
         </w:rPr>
-        <w:t xml:space="preserve"> — Expérience 4</w:t>
+        <w:t xml:space="preserve"> 4</w:t>
       </w:r>
     </w:p>
     <w:tbl>
@@ -13413,19 +12260,11 @@
           <w:lang w:val="it-IT"/>
         </w:rPr>
       </w:pPr>
-      <w:proofErr w:type="gramStart"/>
       <w:r>
         <w:rPr>
           <w:sz w:val="20"/>
         </w:rPr>
-        <w:t>Analyse :</w:t>
-      </w:r>
-      <w:proofErr w:type="gramEnd"/>
-      <w:r>
-        <w:rPr>
-          <w:sz w:val="20"/>
-        </w:rPr>
-        <w:t xml:space="preserve"> w=1 (A* standard) donne le chemin optimal. </w:t>
+        <w:t xml:space="preserve">Analyse : w=1 (A* standard) donne le chemin optimal. </w:t>
       </w:r>
       <w:r>
         <w:rPr>
@@ -13462,14 +12301,12 @@
         <w:spacing w:after="80"/>
         <w:jc w:val="both"/>
       </w:pPr>
-      <w:proofErr w:type="gramStart"/>
       <w:r>
         <w:rPr>
           <w:sz w:val="20"/>
         </w:rPr>
         <w:t>Protocole :</w:t>
       </w:r>
-      <w:proofErr w:type="gramEnd"/>
     </w:p>
     <w:p>
       <w:pPr>
@@ -13494,21 +12331,7 @@
         <w:rPr>
           <w:sz w:val="20"/>
         </w:rPr>
-        <w:t>À chaque étape, tirer r ∈ [0,1</w:t>
-      </w:r>
-      <w:proofErr w:type="gramStart"/>
-      <w:r>
-        <w:rPr>
-          <w:sz w:val="20"/>
-        </w:rPr>
-        <w:t>] :</w:t>
-      </w:r>
-      <w:proofErr w:type="gramEnd"/>
-      <w:r>
-        <w:rPr>
-          <w:sz w:val="20"/>
-        </w:rPr>
-        <w:t xml:space="preserve"> si r &lt; 1−ε → action voulue, sinon déviation latérale (gauche ou droite selon r).</w:t>
+        <w:t>À chaque étape, tirer r ∈ [0,1] : si r &lt; 1−ε → action voulue, sinon déviation latérale (gauche ou droite selon r).</w:t>
       </w:r>
     </w:p>
     <w:p>
@@ -13521,21 +12344,7 @@
         <w:rPr>
           <w:sz w:val="20"/>
         </w:rPr>
-        <w:t xml:space="preserve">Appliquer l'action </w:t>
-      </w:r>
-      <w:proofErr w:type="gramStart"/>
-      <w:r>
-        <w:rPr>
-          <w:sz w:val="20"/>
-        </w:rPr>
-        <w:t>choisie ;</w:t>
-      </w:r>
-      <w:proofErr w:type="gramEnd"/>
-      <w:r>
-        <w:rPr>
-          <w:sz w:val="20"/>
-        </w:rPr>
-        <w:t xml:space="preserve"> rester sur place si obstacle.</w:t>
+        <w:t>Appliquer l'action choisie ; rester sur place si obstacle.</w:t>
       </w:r>
     </w:p>
     <w:p>
@@ -13561,35 +12370,7 @@
         <w:rPr>
           <w:sz w:val="20"/>
         </w:rPr>
-        <w:t xml:space="preserve">Répéter N=600 fois et </w:t>
-      </w:r>
-      <w:proofErr w:type="gramStart"/>
-      <w:r>
-        <w:rPr>
-          <w:sz w:val="20"/>
-        </w:rPr>
-        <w:t>calculer :</w:t>
-      </w:r>
-      <w:proofErr w:type="gramEnd"/>
-      <w:r>
-        <w:rPr>
-          <w:sz w:val="20"/>
-        </w:rPr>
-        <w:t xml:space="preserve"> </w:t>
-      </w:r>
-      <w:proofErr w:type="gramStart"/>
-      <w:r>
-        <w:rPr>
-          <w:sz w:val="20"/>
-        </w:rPr>
-        <w:t>P̂(</w:t>
-      </w:r>
-      <w:proofErr w:type="gramEnd"/>
-      <w:r>
-        <w:rPr>
-          <w:sz w:val="20"/>
-        </w:rPr>
-        <w:t>GOAL), temps moyen, taux d'échec.</w:t>
+        <w:t>Répéter N=600 fois et calculer : P̂(GOAL), temps moyen, taux d'échec.</w:t>
       </w:r>
     </w:p>
     <w:p>
@@ -13775,7 +12556,6 @@
         <w:t xml:space="preserve">Pour ε </w:t>
       </w:r>
       <w:proofErr w:type="spellStart"/>
-      <w:proofErr w:type="gramStart"/>
       <w:r>
         <w:rPr>
           <w:sz w:val="20"/>
@@ -13789,7 +12569,6 @@
         </w:rPr>
         <w:t xml:space="preserve"> :</w:t>
       </w:r>
-      <w:proofErr w:type="gramEnd"/>
     </w:p>
     <w:p>
       <w:pPr>
@@ -13876,21 +12655,7 @@
         <w:rPr>
           <w:sz w:val="20"/>
         </w:rPr>
-        <w:t xml:space="preserve">La grille 2D est une </w:t>
-      </w:r>
-      <w:proofErr w:type="gramStart"/>
-      <w:r>
-        <w:rPr>
-          <w:sz w:val="20"/>
-        </w:rPr>
-        <w:t>simplification :</w:t>
-      </w:r>
-      <w:proofErr w:type="gramEnd"/>
-      <w:r>
-        <w:rPr>
-          <w:sz w:val="20"/>
-        </w:rPr>
-        <w:t xml:space="preserve"> en robotique réelle, l'espace est continu (nécessité de discrétisation ou de méthodes continues).</w:t>
+        <w:t>La grille 2D est une simplification : en robotique réelle, l'espace est continu (nécessité de discrétisation ou de méthodes continues).</w:t>
       </w:r>
     </w:p>
     <w:p>
@@ -13917,21 +12682,7 @@
         <w:rPr>
           <w:sz w:val="20"/>
         </w:rPr>
-        <w:t xml:space="preserve">Variantes mémoire à </w:t>
-      </w:r>
-      <w:proofErr w:type="gramStart"/>
-      <w:r>
-        <w:rPr>
-          <w:sz w:val="20"/>
-        </w:rPr>
-        <w:t>explorer :</w:t>
-      </w:r>
-      <w:proofErr w:type="gramEnd"/>
-      <w:r>
-        <w:rPr>
-          <w:sz w:val="20"/>
-        </w:rPr>
-        <w:t xml:space="preserve"> IDA* (O(d) mémoire) pour grands espaces, SMA* (mémoire bornée fixe), RBFS.</w:t>
+        <w:t>Variantes mémoire à explorer : IDA* (O(d) mémoire) pour grands espaces, SMA* (mémoire bornée fixe), RBFS.</w:t>
       </w:r>
     </w:p>
     <w:p>
@@ -13944,21 +12695,7 @@
         <w:rPr>
           <w:sz w:val="20"/>
         </w:rPr>
-        <w:t xml:space="preserve">Heuristiques </w:t>
-      </w:r>
-      <w:proofErr w:type="gramStart"/>
-      <w:r>
-        <w:rPr>
-          <w:sz w:val="20"/>
-        </w:rPr>
-        <w:t>apprises :</w:t>
-      </w:r>
-      <w:proofErr w:type="gramEnd"/>
-      <w:r>
-        <w:rPr>
-          <w:sz w:val="20"/>
-        </w:rPr>
-        <w:t xml:space="preserve"> des réseaux de neurones peuvent approximer une heuristique meilleure que Manhattan pour des topologies complexes.</w:t>
+        <w:t>Heuristiques apprises : des réseaux de neurones peuvent approximer une heuristique meilleure que Manhattan pour des topologies complexes.</w:t>
       </w:r>
     </w:p>
     <w:p>
@@ -13971,21 +12708,7 @@
         <w:rPr>
           <w:sz w:val="20"/>
         </w:rPr>
-        <w:t xml:space="preserve">Re-planification </w:t>
-      </w:r>
-      <w:proofErr w:type="gramStart"/>
-      <w:r>
-        <w:rPr>
-          <w:sz w:val="20"/>
-        </w:rPr>
-        <w:t>dynamique :</w:t>
-      </w:r>
-      <w:proofErr w:type="gramEnd"/>
-      <w:r>
-        <w:rPr>
-          <w:sz w:val="20"/>
-        </w:rPr>
-        <w:t xml:space="preserve"> D* Lite ou ARA* permettent de re-planifier efficacement quand l'environnement change ou que l'agent dévie.</w:t>
+        <w:t>Re-planification dynamique : D* Lite ou ARA* permettent de re-planifier efficacement quand l'environnement change ou que l'agent dévie.</w:t>
       </w:r>
     </w:p>
     <w:p>
@@ -14008,16 +12731,8 @@
         <w:rPr>
           <w:sz w:val="20"/>
         </w:rPr>
-        <w:t xml:space="preserve">Ce mini-projet a réalisé et validé une solution hybride alliant planification heuristique et chaînes de Markov pour la navigation robuste sur grille. Les contributions principales </w:t>
-      </w:r>
-      <w:proofErr w:type="gramStart"/>
-      <w:r>
-        <w:rPr>
-          <w:sz w:val="20"/>
-        </w:rPr>
-        <w:t>sont :</w:t>
-      </w:r>
-      <w:proofErr w:type="gramEnd"/>
+        <w:t>Ce mini-projet a réalisé et validé une solution hybride alliant planification heuristique et chaînes de Markov pour la navigation robuste sur grille. Les contributions principales sont :</w:t>
+      </w:r>
     </w:p>
     <w:p>
       <w:pPr>
@@ -14042,21 +12757,7 @@
         <w:rPr>
           <w:sz w:val="20"/>
         </w:rPr>
-        <w:t xml:space="preserve">La dominance heuristique est validée </w:t>
-      </w:r>
-      <w:proofErr w:type="gramStart"/>
-      <w:r>
-        <w:rPr>
-          <w:sz w:val="20"/>
-        </w:rPr>
-        <w:t>empiriquement :</w:t>
-      </w:r>
-      <w:proofErr w:type="gramEnd"/>
-      <w:r>
-        <w:rPr>
-          <w:sz w:val="20"/>
-        </w:rPr>
-        <w:t xml:space="preserve"> Manhattan réduit de manière significative l'exploration par rapport à h=0, pour le même coût optimal.</w:t>
+        <w:t>La dominance heuristique est validée empiriquement : Manhattan réduit de manière significative l'exploration par rapport à h=0, pour le même coût optimal.</w:t>
       </w:r>
     </w:p>
     <w:p>
@@ -14216,8 +12917,17 @@
         <w:rPr>
           <w:sz w:val="18"/>
         </w:rPr>
-        <w:t>[3] Norris, J.R. (1997). Markov Chains. Cambridge University Press.</w:t>
-      </w:r>
+        <w:t xml:space="preserve">[3] </w:t>
+      </w:r>
+      <w:hyperlink r:id="rId19" w:history="1">
+        <w:r>
+          <w:rPr>
+            <w:rStyle w:val="Hyperlink"/>
+            <w:sz w:val="18"/>
+          </w:rPr>
+          <w:t>Norris, J.R. (1997). Markov Chains. Cambridge University Press.</w:t>
+        </w:r>
+      </w:hyperlink>
     </w:p>
     <w:p>
       <w:pPr>
@@ -14255,22 +12965,47 @@
         <w:rPr>
           <w:sz w:val="18"/>
         </w:rPr>
-        <w:t xml:space="preserve">[6] Synthèse de </w:t>
-      </w:r>
-      <w:proofErr w:type="gramStart"/>
-      <w:r>
+        <w:t>[6] Synthèse de cours : Chaînes de Markov à temps discret (matrice P, Pⁿ, Chapman-Kolmogorov, classes, absorption, simulation) — document fourni par l'encadrant.</w:t>
+      </w:r>
+    </w:p>
+    <w:p>
+      <w:pPr>
+        <w:spacing w:after="60"/>
+        <w:ind w:left="283"/>
+        <w:jc w:val="both"/>
         <w:rPr>
           <w:sz w:val="18"/>
         </w:rPr>
-        <w:t>cours :</w:t>
-      </w:r>
-      <w:proofErr w:type="gramEnd"/>
+      </w:pPr>
       <w:r>
         <w:rPr>
           <w:sz w:val="18"/>
         </w:rPr>
-        <w:t xml:space="preserve"> Chaînes de Markov à temps discret (matrice P, Pⁿ, Chapman-Kolmogorov, classes, absorption, simulation) — document fourni par l'encadrant.</w:t>
-      </w:r>
+        <w:t xml:space="preserve">[7] Synthèse de </w:t>
+      </w:r>
+      <w:proofErr w:type="spellStart"/>
+      <w:r>
+        <w:rPr>
+          <w:sz w:val="18"/>
+        </w:rPr>
+        <w:t>cours</w:t>
+      </w:r>
+      <w:proofErr w:type="spellEnd"/>
+      <w:r>
+        <w:rPr>
+          <w:sz w:val="18"/>
+        </w:rPr>
+        <w:t xml:space="preserve"> : </w:t>
+      </w:r>
+      <w:hyperlink r:id="rId20" w:history="1">
+        <w:r>
+          <w:rPr>
+            <w:rStyle w:val="Hyperlink"/>
+            <w:sz w:val="18"/>
+          </w:rPr>
+          <w:t>https://fr.wikipedia.org/wiki/Algorithme_A*</w:t>
+        </w:r>
+      </w:hyperlink>
     </w:p>
     <w:p>
       <w:pPr>
@@ -14278,29 +13013,9 @@
         <w:ind w:left="283"/>
         <w:jc w:val="both"/>
       </w:pPr>
-      <w:r>
-        <w:rPr>
-          <w:sz w:val="18"/>
-        </w:rPr>
-        <w:t xml:space="preserve">[7] Synthèse de </w:t>
-      </w:r>
-      <w:proofErr w:type="gramStart"/>
-      <w:r>
-        <w:rPr>
-          <w:sz w:val="18"/>
-        </w:rPr>
-        <w:t>cours :</w:t>
-      </w:r>
-      <w:proofErr w:type="gramEnd"/>
-      <w:r>
-        <w:rPr>
-          <w:sz w:val="18"/>
-        </w:rPr>
-        <w:t xml:space="preserve"> Recherche heuristique — du Best-First à A* (OPEN/CLOSED, g, h, f, admissibilité, cohérence, variantes) — document fourni par l'encadrant.</w:t>
-      </w:r>
     </w:p>
     <w:sectPr>
-      <w:footerReference w:type="default" r:id="rId19"/>
+      <w:footerReference w:type="default" r:id="rId21"/>
       <w:pgSz w:w="12240" w:h="15840"/>
       <w:pgMar w:top="1417" w:right="1417" w:bottom="1417" w:left="1417" w:header="720" w:footer="720" w:gutter="0"/>
       <w:cols w:space="720"/>
@@ -26156,6 +24871,18 @@
     <w:uiPriority w:val="1"/>
     <w:rsid w:val="002E4495"/>
   </w:style>
+  <w:style w:type="character" w:styleId="UnresolvedMention">
+    <w:name w:val="Unresolved Mention"/>
+    <w:basedOn w:val="DefaultParagraphFont"/>
+    <w:uiPriority w:val="99"/>
+    <w:semiHidden/>
+    <w:unhideWhenUsed/>
+    <w:rsid w:val="00E56128"/>
+    <w:rPr>
+      <w:color w:val="605E5C"/>
+      <w:shd w:val="clear" w:color="auto" w:fill="E1DFDD"/>
+    </w:rPr>
+  </w:style>
 </w:styles>
 </file>
 
